--- a/docs/cr-47155/CR47155_04_Changes_to_be_carried_out.docx
+++ b/docs/cr-47155/CR47155_04_Changes_to_be_carried_out.docx
@@ -858,7 +858,7 @@
               <w:rPr>
                 <w:sz w:val="19"/>
               </w:rPr>
-              <w:t>Kotlin 2.4.21, Compose Multiplatform 1.12.2, Ktor 3.6.0 and other libraries</w:t>
+              <w:t>Kotlin 2.4.21, Compose Multiplatform 1.11.1, Ktor 3.5.2 and other libraries</w:t>
             </w:r>
           </w:p>
         </w:tc>
@@ -1578,7 +1578,7 @@
               <w:rPr>
                 <w:sz w:val="19"/>
               </w:rPr>
-              <w:t>1.12.2</w:t>
+              <w:t>1.11.1</w:t>
             </w:r>
           </w:p>
         </w:tc>
@@ -1622,7 +1622,7 @@
               <w:rPr>
                 <w:sz w:val="19"/>
               </w:rPr>
-              <w:t>3.6.0</w:t>
+              <w:t>3.5.2</w:t>
             </w:r>
           </w:p>
         </w:tc>
@@ -1798,7 +1798,7 @@
               <w:rPr>
                 <w:sz w:val="19"/>
               </w:rPr>
-              <w:t>0.6.2</w:t>
+              <w:t>0.7.1 (with the 0.6 API)</w:t>
             </w:r>
           </w:p>
         </w:tc>
@@ -1807,7 +1807,7 @@
     <w:p/>
     <w:p>
       <w:r>
-        <w:t>Not in this change: kotlinx-datetime 0.7+ (moves date types into Kotlin itself; a separate code change) and Android Gradle Plugin 9 (needs the app split into separate modules). Both are proposed as a later CR.</w:t>
+        <w:t>Not in this change: Android Gradle Plugin 9 (needs the app split into separate modules), and with it Compose Multiplatform 1.12 and Ktor 3.6, which need Android Gradle Plugin 9 and Android 17 (compile SDK 37). This is proposed as a later CR. The iOS app is now built with Xcode 26.</w:t>
       </w:r>
     </w:p>
     <w:sectPr>
